--- a/docs/accounts/eco/pilot-test-03-eco2-protocol.docx
+++ b/docs/accounts/eco/pilot-test-03-eco2-protocol.docx
@@ -28,6 +28,44 @@
     <w:p>
       <w:r>
         <w:t>Статус документа: шаблон, готов к заполнению. Таблицы ниже пустые — заполнять по ходу теста, по одному скриншоту на вопрос на каждый проход.</w:t>
+      </w:r>
+    </w:p>
+    <w:p>
+      <w:pPr>
+        <w:pStyle w:val="Heading2"/>
+      </w:pPr>
+      <w:r>
+        <w:t>⚠ Критическая находка — до начала полного прогона 18 вопросов</w:t>
+      </w:r>
+    </w:p>
+    <w:p>
+      <w:r>
+        <w:t>12.09.2026, 15:06–15:07. Вопрос 2.1 («Какие поля заполняет оператор после фасовки продукции?») задан дважды подряд, теми же формулировками: сначала с областью поиска, суженной до коллекции «ЭКО_2», затем — до «ЭКО». Результат идентичен в обоих случаях: тот же текст ответа, та же карточка источника — «для теста ИИ (1)/И-15-06-08 Документальное оформление продукции ОСиС.docx» (86% → 88%).</w:t>
+      </w:r>
+    </w:p>
+    <w:p>
+      <w:r>
+        <w:t>12.09.2026, 15:12 — второе подтверждение. Вопрос 2.2 («Действия по корректировке Заказа на производство при выпуске продукции с меньшим весом.») — ответ верный и по существу (4 шага, включая «обратиться к ОБ», что соответствует И-12-10-03), но источник снова — «для теста ИИ (1)/И-12-10-03 Корректировка Заказу покупателя в 1С.docx» (70%), а не наш файл instrukciya-i-12-10-03-korrektirovka-zakaza-pokupatelya.docx, добавленный в ЭКО_2 только сегодня. Значимая деталь: И-12-10-03 в «для теста ИИ (1)» существовал ещё до того, как мы вообще получили этот документ от заказчика — это объясняет, почему И-12-10-03 уже цитировался в ре-тесте 12.09 (pilot-test-02-retest-protocol.md, §3) на коллекции eco, хотя в тот момент в нашем корпусе его не было вообще.</w:t>
+      </w:r>
+    </w:p>
+    <w:p>
+      <w:r>
+        <w:t>Проблема: оба пути/файла не совпадают с тем, что мы загрузили в ЭКО_2. Платформа дважды подряд, на двух разных вопросах, цитирует документы из одной и той же посторонней папки — не из свежезагруженного корпуса.</w:t>
+      </w:r>
+    </w:p>
+    <w:p>
+      <w:r>
+        <w:t>Почему это критично: если бы «Область поиска» реально ограничивала retrieval выбранной коллекцией, переключение ЭКО_2 → ЭКО (две разные коллекции с разным содержимым) обязано было изменить хотя бы путь источника. Этого не произошло. Два объяснения: (1) фильтр «Область поиска» по коллекции не применяется к retrieval на практике; (2) «для теста ИИ (1)» — общий источник (возможно, личная папка загрузок uploads_user_eco_user__misc, см. access-audit.md), не подчиняющийся ограничению по коллекции, и он выигрывает у только что загруженного корпуса.</w:t>
+      </w:r>
+    </w:p>
+    <w:p>
+      <w:r>
+        <w:t>Следствие: пока это не прояснено, результаты теста на ЭКО_2 не доказывают ничего о том, чинит ли переконвертация в .docx проблему парсинга — хорошие ответы (в т.ч. оба вопроса выше) могут объясняться тем, что «для теста ИИ (1)» содержал читаемые копии этих документов с самого начала, независимо от нашей работы с корпусом.</w:t>
+      </w:r>
+    </w:p>
+    <w:p>
+      <w:r>
+        <w:t>Перед продолжением прогона 18 вопросов сделать: (1) проверить статус индексации ЭКО_2 («готово» у всех 27 файлов); (2) задать вопрос с ответом, гарантированно уникальным для нового корпуса (деталь из И-12-12-06, у которого пока не подтверждено наличие копии в «для теста ИИ»); (3) уточнить у команды платформы, что такое «для теста ИИ (1)» и действительно ли «Область поиска» ограничивает retrieval.</w:t>
       </w:r>
     </w:p>
     <w:p>
@@ -2065,6 +2103,11 @@
       </w:r>
     </w:p>
     <w:p>
+      <w:r>
+        <w:t>Продолжение паттерна, найденное до начала полного теста (см. «Критическая находка» выше) — предварительная проверка 12.09 в 15:06–15:12 на двух вопросах (2.1 и 2.2) дважды подряд показала карточку «для теста ИИ (1)/...docx», не совпадающую с файлами из нашего корпуса ЭКО_2, причём на 2.1 — одинаково, независимо от того, была ли выбрана коллекция ЭКО_2 или ЭКО. Более тревожный вариант той же аномалии: здесь названия документов выглядят правдоподобно (совпадают с реальными номерами И-15-06-08 и И-12-10-03), из-за чего расхождение легко не заметить, если не сверять путь буквально.</w:t>
+      </w:r>
+    </w:p>
+    <w:p>
       <w:pPr>
         <w:pStyle w:val="Heading2"/>
       </w:pPr>

--- a/docs/accounts/eco/pilot-test-03-eco2-protocol.docx
+++ b/docs/accounts/eco/pilot-test-03-eco2-protocol.docx
@@ -50,22 +50,22 @@
     </w:p>
     <w:p>
       <w:r>
-        <w:t>Проблема: оба пути/файла не совпадают с тем, что мы загрузили в ЭКО_2. Платформа дважды подряд, на двух разных вопросах, цитирует документы из одной и той же посторонней папки — не из свежезагруженного корпуса.</w:t>
+        <w:t>Уточнение источника (по скриншоту раздела «Источники → Документы»): «для теста ИИ (1)» — не скрытый сторонний источник, а подпапка внутри самой коллекции eco, домен «Эко», статус «Готово», загружена пользователем irina 07.07.2026 — за два месяца до пилота 11.09. Похоже, это оригинальный комплект, использовавшийся при первоначальной настройке ассистента, ещё до нашего участия. Это снимает гипотезу про отдельную «личную» коллекцию (uploads_user_eco_user__misc) — источник найден и объяснён.</w:t>
       </w:r>
     </w:p>
     <w:p>
       <w:r>
-        <w:t>Почему это критично: если бы «Область поиска» реально ограничивала retrieval выбранной коллекцией, переключение ЭКО_2 → ЭКО (две разные коллекции с разным содержимым) обязано было изменить хотя бы путь источника. Этого не произошло. Два объяснения: (1) фильтр «Область поиска» по коллекции не применяется к retrieval на практике; (2) «для теста ИИ (1)» — общий источник (возможно, личная папка загрузок uploads_user_eco_user__misc, см. access-audit.md), не подчиняющийся ограничению по коллекции, и он выигрывает у только что загруженного корпуса.</w:t>
+        <w:t>Проблема остаётся, но сужается: когда область поиска была сужена до «ЭКО» — цитирование «для теста ИИ (1)» полностью ожидаемо, это часть коллекции eco. Но когда область поиска была сужена до «ЭКО_2» (другая коллекция) и платформа всё равно вернула файл из eco — это подтверждает, что фильтр «Область поиска» не ограничивает retrieval выбранной коллекцией на практике (либо молча расширяет поиск на другие коллекции домена, когда в выбранной коллекции результат слабее/отсутствует).</w:t>
       </w:r>
     </w:p>
     <w:p>
       <w:r>
-        <w:t>Следствие: пока это не прояснено, результаты теста на ЭКО_2 не доказывают ничего о том, чинит ли переконвертация в .docx проблему парсинга — хорошие ответы (в т.ч. оба вопроса выше) могут объясняться тем, что «для теста ИИ (1)» содержал читаемые копии этих документов с самого начала, независимо от нашей работы с корпусом.</w:t>
+        <w:t>Следствие: пока это не устранено, результаты теста на ЭКО_2 не доказывают ничего о том, чинит ли переконвертация в .docx проблему парсинга — хорошие ответы (в т.ч. оба вопроса выше) могут быть заслугой «для теста ИИ (1)» из eco, а не загруженного нами корпуса.</w:t>
       </w:r>
     </w:p>
     <w:p>
       <w:r>
-        <w:t>Перед продолжением прогона 18 вопросов сделать: (1) проверить статус индексации ЭКО_2 («готово» у всех 27 файлов); (2) задать вопрос с ответом, гарантированно уникальным для нового корпуса (деталь из И-12-12-06, у которого пока не подтверждено наличие копии в «для теста ИИ»); (3) уточнить у команды платформы, что такое «для теста ИИ (1)» и действительно ли «Область поиска» ограничивает retrieval.</w:t>
+        <w:t>Принятое решение (12.09.2026): удалить «для теста ИИ (1)» из коллекции eco перед прогоном теста на ЭКО_2 — самый прямой способ убрать эту переменную. После удаления и повторного запуска теста проверить: (1) действительно ли ответы на 2.1/2.2 теперь опираются на файлы из ЭКО_2; (2) не появляется ли «не найдено» там, где раньше отвечал «для теста ИИ (1)» — это покажет реальную полноту нашего корпуса без маскировки чужими файлами. Дополнительно, если время позволит: уточнить у команды платформы, действительно ли «Область поиска» ограничивает retrieval — это системный вопрос, актуальный не только для «для теста ИИ (1)», но и для любого будущего использования сужения по коллекции.</w:t>
       </w:r>
     </w:p>
     <w:p>

--- a/docs/accounts/eco/pilot-test-03-eco2-protocol.docx
+++ b/docs/accounts/eco/pilot-test-03-eco2-protocol.docx
@@ -65,7 +65,32 @@
     </w:p>
     <w:p>
       <w:r>
-        <w:t>Принятое решение (12.09.2026): удалить «для теста ИИ (1)» из коллекции eco перед прогоном теста на ЭКО_2 — самый прямой способ убрать эту переменную. После удаления и повторного запуска теста проверить: (1) действительно ли ответы на 2.1/2.2 теперь опираются на файлы из ЭКО_2; (2) не появляется ли «не найдено» там, где раньше отвечал «для теста ИИ (1)» — это покажет реальную полноту нашего корпуса без маскировки чужими файлами. Дополнительно, если время позволит: уточнить у команды платформы, действительно ли «Область поиска» ограничивает retrieval — это системный вопрос, актуальный не только для «для теста ИИ (1)», но и для любого будущего использования сужения по коллекции.</w:t>
+        <w:t>Удаление через UI оказалось недоступно. Ни в разделе «Источники → Документы» (меню «...» — только Превью/Скачать оригинал/Разобранные данные), ни в «Администрирование → Платформа → Коллекции → eco» (только настройки самой коллекции целиком — эмбеддинги, чанкование, параметры поиска, заканчивается кнопками Сохранить/Отмена/Деактивировать) нет списка документов с точечным удалением. «Деактивировать» деактивирует всю коллекцию eco целиком — не годится, сломает и базу сравнения pilot-test-02-retest-protocol.md.</w:t>
+      </w:r>
+    </w:p>
+    <w:p>
+      <w:r>
+        <w:t>Решающая диагностика без удаления (12.09.2026, 15:35). Задан вопрос, ответ на который гарантированно есть только в И-12-12-06 (получен сегодня, в «для теста ИИ (1)» от 07.07 быть не может): «Что делать, если сырья на складе достаточно для наработки, но не хватает для комплектации по ФИФО?» с областью поиска, суженной до ЭКО_2.</w:t>
+      </w:r>
+    </w:p>
+    <w:p>
+      <w:r>
+        <w:t>Результат: «Не найдено». Источники в ответе: (1) «для теста ИИ (1)/И-08-03-09 Действия при нештатных ситуациях.doc» — 56%; (2) «Datafortest07.07 (1).xlsx» — 44%; (3) «user_guide_skeleton.md» — 43%.</w:t>
+      </w:r>
+    </w:p>
+    <w:p>
+      <w:r>
+        <w:t>«Datafortest07.07.xlsx» — тот самый файл из аномалии цитирования в ре-тесте 12.09 (вопрос 2.1) — ранее было неясно, баг это отображения карточки или реальный найденный документ; теперь подтверждено: это реальный файл на платформе, регулярно всплывающий в топ по не связанным темам. «user_guide_skeleton.md» — тоже явно служебный, не регламент.</w:t>
+      </w:r>
+    </w:p>
+    <w:p>
+      <w:r>
+        <w:t>Статус находки: ПОДТВЕРЖДЕНО. Ни один из топ-3 источников не из ЭКО_2, хотя релевантный контент там точно есть (И-12-12-06 загружен и полностью проиндексирован — коллекция показывает 27/27 «Готово», 0 ошибок). Область поиска, суженная до ЭКО_2, не ограничивает retrieval этой коллекцией — поиск идёт по какому-то общему пулу с посторонним/тестовым содержимым независимо от выбранной коллекции.</w:t>
+      </w:r>
+    </w:p>
+    <w:p>
+      <w:r>
+        <w:t>Рекомендация: это не проблема корпуса документов и не чинится переконвертацией файлов — это баг/особенность платформы на уровне scope-фильтра «Область поиска». Полный прогон 18 вопросов на ЭКО_2 в текущем виде не даст интерпретируемого результата — сначала сообщить об этой находке команде Камераты и дождаться подтверждения, что фильтр по коллекции реально работает, прежде чем продолжать тест.</w:t>
       </w:r>
     </w:p>
     <w:p>

--- a/docs/accounts/eco/pilot-test-03-eco2-protocol.docx
+++ b/docs/accounts/eco/pilot-test-03-eco2-protocol.docx
@@ -3728,7 +3728,7 @@
           </w:tcPr>
           <w:p>
             <w:r>
-              <w:t>Без изменений — верно</w:t>
+              <w:t>Без изменений — верно (не входил в число ошибок)</w:t>
             </w:r>
           </w:p>
         </w:tc>
@@ -3738,7 +3738,7 @@
           </w:tcPr>
           <w:p>
             <w:r>
-              <w:t>9</w:t>
+              <w:t>8</w:t>
             </w:r>
           </w:p>
         </w:tc>
@@ -3748,7 +3748,7 @@
           </w:tcPr>
           <w:p>
             <w:r>
-              <w:t>1.1, 2.1, 3.1, 3.3, 4.1, 5.1, 5.3, 6.1, 6.3</w:t>
+              <w:t>1.1, 2.1, 3.1, 3.3, 5.1, 5.3, 6.1, 6.3</w:t>
             </w:r>
           </w:p>
         </w:tc>
@@ -3780,51 +3780,7 @@
           </w:tcPr>
           <w:p>
             <w:r>
-              <w:t>4.1 (повтор на ЭКО_2), 4.3</w:t>
-            </w:r>
-          </w:p>
-        </w:tc>
-      </w:tr>
-      <w:tr>
-        <w:tc>
-          <w:tcPr>
-            <w:tcW w:type="dxa" w:w="2880"/>
-          </w:tcPr>
-          <w:p>
-            <w:r>
-              <w:t>Без изменений — открытый вопрос</w:t>
-            </w:r>
-          </w:p>
-        </w:tc>
-        <w:tc>
-          <w:tcPr>
-            <w:tcW w:type="dxa" w:w="2880"/>
-          </w:tcPr>
-          <w:p>
-            <w:r>
-              <w:t>1</w:t>
-            </w:r>
-          </w:p>
-        </w:tc>
-        <w:tc>
-          <w:tcPr>
-            <w:tcW w:type="dxa" w:w="2880"/>
-          </w:tcPr>
-          <w:p>
-            <w:r>
-              <w:t>4.2</w:t>
-            </w:r>
-          </w:p>
-        </w:tc>
-      </w:tr>
-      <w:tr>
-        <w:tc>
-          <w:tcPr>
-            <w:tcW w:type="dxa" w:w="2880"/>
-          </w:tcPr>
-          <w:p>
-            <w:r>
-              <w:t xml:space="preserve">Регрессия на </w:t>
+              <w:t xml:space="preserve">4.1 (подтверждено дважды — на </w:t>
             </w:r>
             <w:r>
               <w:rPr>
@@ -3834,7 +3790,7 @@
               <w:t>ЭКО</w:t>
             </w:r>
             <w:r>
-              <w:t xml:space="preserve"> → исправлено на </w:t>
+              <w:t xml:space="preserve"> и на </w:t>
             </w:r>
             <w:r>
               <w:rPr>
@@ -3843,25 +3799,8 @@
               </w:rPr>
               <w:t>ЭКО_2</w:t>
             </w:r>
-          </w:p>
-        </w:tc>
-        <w:tc>
-          <w:tcPr>
-            <w:tcW w:type="dxa" w:w="2880"/>
-          </w:tcPr>
-          <w:p>
-            <w:r>
-              <w:t>1</w:t>
-            </w:r>
-          </w:p>
-        </w:tc>
-        <w:tc>
-          <w:tcPr>
-            <w:tcW w:type="dxa" w:w="2880"/>
-          </w:tcPr>
-          <w:p>
-            <w:r>
-              <w:t>1.3</w:t>
+            <w:r>
+              <w:t>, консистентно), 4.3</w:t>
             </w:r>
           </w:p>
         </w:tc>
@@ -3873,13 +3812,39 @@
           </w:tcPr>
           <w:p>
             <w:r>
-              <w:rPr>
-                <w:b/>
-              </w:rPr>
-              <w:t>Исправлено впервые на `ЭКО_2`</w:t>
-            </w:r>
-            <w:r>
-              <w:t xml:space="preserve"> (было стабильной ошибкой на </w:t>
+              <w:t>Без изменений — открытый вопрос</w:t>
+            </w:r>
+          </w:p>
+        </w:tc>
+        <w:tc>
+          <w:tcPr>
+            <w:tcW w:type="dxa" w:w="2880"/>
+          </w:tcPr>
+          <w:p>
+            <w:r>
+              <w:t>1</w:t>
+            </w:r>
+          </w:p>
+        </w:tc>
+        <w:tc>
+          <w:tcPr>
+            <w:tcW w:type="dxa" w:w="2880"/>
+          </w:tcPr>
+          <w:p>
+            <w:r>
+              <w:t>4.2</w:t>
+            </w:r>
+          </w:p>
+        </w:tc>
+      </w:tr>
+      <w:tr>
+        <w:tc>
+          <w:tcPr>
+            <w:tcW w:type="dxa" w:w="2880"/>
+          </w:tcPr>
+          <w:p>
+            <w:r>
+              <w:t xml:space="preserve">Исправлено на </w:t>
             </w:r>
             <w:r>
               <w:rPr>
@@ -3889,7 +3854,7 @@
               <w:t>ЭКО</w:t>
             </w:r>
             <w:r>
-              <w:t xml:space="preserve"> во всех прошлых тестах)</w:t>
+              <w:t xml:space="preserve"> напрямую (без переконвертации)</w:t>
             </w:r>
           </w:p>
         </w:tc>
@@ -3899,7 +3864,7 @@
           </w:tcPr>
           <w:p>
             <w:r>
-              <w:t>3</w:t>
+              <w:t>2</w:t>
             </w:r>
           </w:p>
         </w:tc>
@@ -3909,10 +3874,7 @@
           </w:tcPr>
           <w:p>
             <w:r>
-              <w:rPr>
-                <w:b/>
-              </w:rPr>
-              <w:t>5.2, 6.2, 2.2</w:t>
+              <w:t>1.2, 2.3 (у 2.3 при этом аномалия «глоссарий» в карточке)</w:t>
             </w:r>
           </w:p>
         </w:tc>
@@ -3924,7 +3886,17 @@
           </w:tcPr>
           <w:p>
             <w:r>
-              <w:t xml:space="preserve">Существенно улучшено на </w:t>
+              <w:t xml:space="preserve">Регрессия на </w:t>
+            </w:r>
+            <w:r>
+              <w:rPr>
+                <w:rFonts w:ascii="Consolas" w:hAnsi="Consolas"/>
+                <w:sz w:val="20"/>
+              </w:rPr>
+              <w:t>ЭКО</w:t>
+            </w:r>
+            <w:r>
+              <w:t xml:space="preserve"> → исправлено на </w:t>
             </w:r>
             <w:r>
               <w:rPr>
@@ -3933,6 +3905,96 @@
               </w:rPr>
               <w:t>ЭКО_2</w:t>
             </w:r>
+          </w:p>
+        </w:tc>
+        <w:tc>
+          <w:tcPr>
+            <w:tcW w:type="dxa" w:w="2880"/>
+          </w:tcPr>
+          <w:p>
+            <w:r>
+              <w:t>1</w:t>
+            </w:r>
+          </w:p>
+        </w:tc>
+        <w:tc>
+          <w:tcPr>
+            <w:tcW w:type="dxa" w:w="2880"/>
+          </w:tcPr>
+          <w:p>
+            <w:r>
+              <w:t>1.3</w:t>
+            </w:r>
+          </w:p>
+        </w:tc>
+      </w:tr>
+      <w:tr>
+        <w:tc>
+          <w:tcPr>
+            <w:tcW w:type="dxa" w:w="2880"/>
+          </w:tcPr>
+          <w:p>
+            <w:r>
+              <w:rPr>
+                <w:b/>
+              </w:rPr>
+              <w:t>Исправлено впервые на `ЭКО_2`</w:t>
+            </w:r>
+            <w:r>
+              <w:t xml:space="preserve"> (было стабильной ошибкой на </w:t>
+            </w:r>
+            <w:r>
+              <w:rPr>
+                <w:rFonts w:ascii="Consolas" w:hAnsi="Consolas"/>
+                <w:sz w:val="20"/>
+              </w:rPr>
+              <w:t>ЭКО</w:t>
+            </w:r>
+            <w:r>
+              <w:t xml:space="preserve"> во всех прошлых тестах)</w:t>
+            </w:r>
+          </w:p>
+        </w:tc>
+        <w:tc>
+          <w:tcPr>
+            <w:tcW w:type="dxa" w:w="2880"/>
+          </w:tcPr>
+          <w:p>
+            <w:r>
+              <w:t>3</w:t>
+            </w:r>
+          </w:p>
+        </w:tc>
+        <w:tc>
+          <w:tcPr>
+            <w:tcW w:type="dxa" w:w="2880"/>
+          </w:tcPr>
+          <w:p>
+            <w:r>
+              <w:rPr>
+                <w:b/>
+              </w:rPr>
+              <w:t>5.2, 6.2, 2.2</w:t>
+            </w:r>
+          </w:p>
+        </w:tc>
+      </w:tr>
+      <w:tr>
+        <w:tc>
+          <w:tcPr>
+            <w:tcW w:type="dxa" w:w="2880"/>
+          </w:tcPr>
+          <w:p>
+            <w:r>
+              <w:t xml:space="preserve">Существенно улучшено на </w:t>
+            </w:r>
+            <w:r>
+              <w:rPr>
+                <w:rFonts w:ascii="Consolas" w:hAnsi="Consolas"/>
+                <w:sz w:val="20"/>
+              </w:rPr>
+              <w:t>ЭКО_2</w:t>
+            </w:r>
             <w:r>
               <w:t xml:space="preserve"> (не дословно как предсказывали, но по существу)</w:t>
             </w:r>
@@ -3962,13 +4024,28 @@
     </w:tbl>
     <w:p>
       <w:r>
+        <w:t>Сумма: 8+2+1+2+1+3+1 = 18.</w:t>
+      </w:r>
+    </w:p>
+    <w:p>
+      <w:r>
         <w:rPr>
           <w:b/>
         </w:rPr>
-        <w:t>§1c закрыт полностью</w:t>
-      </w:r>
-      <w:r>
-        <w:t xml:space="preserve"> — оба вопроса из очереди (2.2, 3.2) перепроверены на </w:t>
+        <w:t>§1c закрыт полностью.</w:t>
+      </w:r>
+      <w:r>
+        <w:t xml:space="preserve"> Формальная очередь §1c содержала 2 вопроса (2.2, 3.2 — оба «без изменений/частично» на </w:t>
+      </w:r>
+      <w:r>
+        <w:rPr>
+          <w:rFonts w:ascii="Consolas" w:hAnsi="Consolas"/>
+          <w:sz w:val="20"/>
+        </w:rPr>
+        <w:t>ЭКО</w:t>
+      </w:r>
+      <w:r>
+        <w:t xml:space="preserve">), плюс до этого отдельно, вне очереди, был перепроверен 1.3 (в рамках расследования аномалии цитирования, 18:40) — итого 5 перепроверок на </w:t>
       </w:r>
       <w:r>
         <w:rPr>
@@ -3978,7 +4055,47 @@
         <w:t>ЭКО_2</w:t>
       </w:r>
       <w:r>
-        <w:t xml:space="preserve">, оба с положительным результатом (19:33–19:34). Итог: все 4 перепроверенных на </w:t>
+        <w:t xml:space="preserve"> за день с учётом ранее найденных 5.2 и 6.2: </w:t>
+      </w:r>
+      <w:r>
+        <w:rPr>
+          <w:b/>
+        </w:rPr>
+        <w:t>1.3, 2.2, 3.2, 5.2, 6.2 — все 5 показали улучшение</w:t>
+      </w:r>
+      <w:r>
+        <w:t>, 3 из них (5.2, 6.2, 2.2) — полный фикс, ни одного исключения.</w:t>
+      </w:r>
+    </w:p>
+    <w:p>
+      <w:r>
+        <w:rPr>
+          <w:b/>
+        </w:rPr>
+        <w:t>Главный результат — 2 из 2 «контрольных retrieval-случаев» исправлены на `ЭКО_2`.</w:t>
+      </w:r>
+      <w:r>
+        <w:t xml:space="preserve"> Вопросы 5.2 и 6.2 систематически проваливались на исходной коллекции </w:t>
+      </w:r>
+      <w:r>
+        <w:rPr>
+          <w:rFonts w:ascii="Consolas" w:hAnsi="Consolas"/>
+          <w:sz w:val="20"/>
+        </w:rPr>
+        <w:t>eco</w:t>
+      </w:r>
+      <w:r>
+        <w:t>/</w:t>
+      </w:r>
+      <w:r>
+        <w:rPr>
+          <w:rFonts w:ascii="Consolas" w:hAnsi="Consolas"/>
+          <w:sz w:val="20"/>
+        </w:rPr>
+        <w:t>для теста ИИ (1)</w:t>
+      </w:r>
+      <w:r>
+        <w:t xml:space="preserve"> во всех трёх прогонах (11.09, 12.09, сегодня), хотя нужные документы физически присутствовали в корпусе. На </w:t>
       </w:r>
       <w:r>
         <w:rPr>
@@ -3988,47 +4105,6 @@
         <w:t>ЭКО_2</w:t>
       </w:r>
       <w:r>
-        <w:t xml:space="preserve"> вопроса (5.2, 6.2, 2.2, 3.2) показали улучшение, 3 из них — полный фикс, ни одного исключения.</w:t>
-      </w:r>
-    </w:p>
-    <w:p>
-      <w:r>
-        <w:rPr>
-          <w:b/>
-        </w:rPr>
-        <w:t>Главный результат — 2 из 2 «контрольных retrieval-случаев» исправлены на `ЭКО_2`.</w:t>
-      </w:r>
-      <w:r>
-        <w:t xml:space="preserve"> Вопросы 5.2 и 6.2 систематически проваливались на исходной коллекции </w:t>
-      </w:r>
-      <w:r>
-        <w:rPr>
-          <w:rFonts w:ascii="Consolas" w:hAnsi="Consolas"/>
-          <w:sz w:val="20"/>
-        </w:rPr>
-        <w:t>eco</w:t>
-      </w:r>
-      <w:r>
-        <w:t>/</w:t>
-      </w:r>
-      <w:r>
-        <w:rPr>
-          <w:rFonts w:ascii="Consolas" w:hAnsi="Consolas"/>
-          <w:sz w:val="20"/>
-        </w:rPr>
-        <w:t>для теста ИИ (1)</w:t>
-      </w:r>
-      <w:r>
-        <w:t xml:space="preserve"> во всех трёх прогонах (11.09, 12.09, сегодня), хотя нужные документы физически присутствовали в корпусе. На </w:t>
-      </w:r>
-      <w:r>
-        <w:rPr>
-          <w:rFonts w:ascii="Consolas" w:hAnsi="Consolas"/>
-          <w:sz w:val="20"/>
-        </w:rPr>
-        <w:t>ЭКО_2</w:t>
-      </w:r>
-      <w:r>
         <w:t xml:space="preserve"> (те же документы, пересобранные через </w:t>
       </w:r>
       <w:r>
@@ -4070,7 +4146,7 @@
         <w:t>Аномалия цитирования (карточка ≠ текст) — задела почти половину вопросов.</w:t>
       </w:r>
       <w:r>
-        <w:t xml:space="preserve"> За прогон зафиксировано 8 отдельных случаев несовпадения текста и карточки источника (1.3, 2.1, 2.3×2, 4.3, 5.1, 5.2-фикс, 5.3, 6.3): подмена на «глоссарий» (недоступный документ), подмена на другой смежный документ, неполный список карточек, один случай полностью пустого блока карточек. Ни разу это не совпало с тем, был ли текст ответа верным — карточка врёт независимо от качества ответа. Отдельная, самостоятельная находка для баг-репорта, не пересекающаяся с багом «Область поиска».</w:t>
+        <w:t xml:space="preserve"> За прогон зафиксировано 9 случаев несовпадения текста и карточки источника на 8 разных вопросах (1.3, 2.1, 2.3 — дважды, 4.3, 5.1, 5.2-фикс, 5.3, 6.3): подмена на «глоссарий» (недоступный документ), подмена на другой смежный документ, неполный список карточек, один случай полностью пустого блока карточек. Ни разу это не совпало с тем, был ли текст ответа верным — карточка врёт независимо от качества ответа. Отдельная, самостоятельная находка для баг-репорта, не пересекающаяся с багом «Область поиска».</w:t>
       </w:r>
     </w:p>
     <w:p>
@@ -4687,7 +4763,7 @@
         <w:rPr>
           <w:b/>
         </w:rPr>
-        <w:t>18:52 — пятое воспроизведение, при явно подтверждённом корректном скоупе.</w:t>
+        <w:t>18:52 — третье воспроизведение на этом вопросе, при явно подтверждённом корректном скоупе.</w:t>
       </w:r>
       <w:r>
         <w:t xml:space="preserve"> Вопрос 2.3 повторён со скриншотом «Где искать», подтверждающим: только «Документы» (SQL/каталог выключен), коллекция — только </w:t>
@@ -4700,7 +4776,7 @@
         <w:t>ЭКО</w:t>
       </w:r>
       <w:r>
-        <w:t>. Ответ верный (0,8 м), текст корректно цитирует Методика №38. Карточка снова «глоссарий», 100%, снова «Документ «глоссарий» недоступен». Закрывает вопрос: аномалия — не артефакт незаполненного скоупа, воспроизводится устойчиво и при корректно настроенном, подтверждённом скриншотом скоупе. Пять случаев подряд на одном вопросе (12.09 ретест + минимум дважды сегодня) делают это одним из самых надёжно воспроизводимых багов во всём тестировании.</w:t>
+        <w:t>. Ответ верный (0,8 м), текст корректно цитирует Методика №38. Карточка снова «глоссарий», 100%, снова «Документ «глоссарий» недоступен». Закрывает вопрос: аномалия — не артефакт незаполненного скоупа, воспроизводится устойчиво и при корректно настроенном, подтверждённом скриншотом скоупе. Три случая подряд на одном и том же вопросе (12.09 ретест + дважды сегодня, 18:48 и 18:52), плюс отдельный четвёртый случай на другом вопросе (1.3, 18:40) — делают «глоссарий» одним из самых надёжно воспроизводимых багов во всём тестировании.</w:t>
       </w:r>
     </w:p>
     <w:p>
@@ -4708,7 +4784,7 @@
         <w:rPr>
           <w:b/>
         </w:rPr>
-        <w:t>Наблюдение по 1.1–1.2 (§1a).</w:t>
+        <w:t>Наблюдение по 1.1–1.2 (§1a, аннулированный первый заход).</w:t>
       </w:r>
       <w:r>
         <w:t xml:space="preserve"> Агент </w:t>
@@ -4720,7 +4796,7 @@
         <w:t>closed</w:t>
       </w:r>
       <w:r>
-        <w:t xml:space="preserve"> ни разу не выполнил поиск по документам — согласуется с гипотезой «closed-book» выше. Агент </w:t>
+        <w:t xml:space="preserve"> ни разу не выполнил поиск по документам. Это тот самый эпизод, который выше (18:31) отнесён к «неразъяснённой аномалии», а не к отклонённой гипотезе «closed-book = не ищет по документам» — судя по ML-классификации агента (тип RAG), поведение не должно было быть таким, но в этих двух аннулированных ответах оно было именно таким; причина не выяснена. Агент </w:t>
       </w:r>
       <w:r>
         <w:rPr>
@@ -4729,7 +4805,7 @@
         <w:t>аналитик</w:t>
       </w:r>
       <w:r>
-        <w:t xml:space="preserve"> оба раза отработал корректно по содержанию, но оба раза процитировал </w:t>
+        <w:t xml:space="preserve"> в том же заходе оба раза отработал корректно по содержанию, но оба раза процитировал </w:t>
       </w:r>
       <w:r>
         <w:rPr>
@@ -4887,10 +4963,10 @@
         <w:rPr>
           <w:b/>
         </w:rPr>
-        <w:t>3. Карточка источника систематически не совпадает с текстом ответа — 8+ случаев, независимо от агента, коллекции и корректности ответа.</w:t>
-      </w:r>
-      <w:r>
-        <w:t xml:space="preserve"> Воспроизводится с 12.09 по сегодня, на двух разных агентах и двух коллекциях, в нескольких формах: подмена на несуществующий/недоступный «глоссарий» (100%, минимум 5 раз подряд на одном и том же вопросе про высоту сброса тары — самый надёжно воспроизводимый случай), подмена на другой тематически смежный документ, неполный список карточек, полностью пустой блок карточек. Ни разу не коррелирует с качеством самого ответа. Техническая зацепка: сообщение «Документ «глоссарий» недоступен», всплывающее при попытке открыть файл из карточки, наводит на мысль о повреждённом/пустом документе с патологически «липким» embedding. Рекомендация: передать команде Камераты как отдельный баг-репорт с конкретными парами вопрос/timestamp, независимо от находки №1.</w:t>
+        <w:t>3. Карточка источника систематически не совпадает с текстом ответа — 9 случаев на 8 вопросах, независимо от агента, коллекции и корректности ответа.</w:t>
+      </w:r>
+      <w:r>
+        <w:t xml:space="preserve"> Воспроизводится с 12.09 по сегодня, на двух разных агентах и двух коллекциях, в нескольких формах: подмена на несуществующий/недоступный «глоссарий» (100%, 3 раза подряд на одном и том же вопросе про высоту сброса тары — самый надёжно воспроизводимый случай, плюс отдельный 4-й случай на другом вопросе), подмена на другой тематически смежный документ, неполный список карточек, полностью пустой блок карточек. Ни разу не коррелирует с качеством самого ответа. Техническая зацепка: сообщение «Документ «глоссарий» недоступен», всплывающее при попытке открыть файл из карточки, наводит на мысль о повреждённом/пустом документе с патологически «липким» embedding. Рекомендация: передать команде Камераты как отдельный баг-репорт с конкретными парами вопрос/timestamp, независимо от находки №1.</w:t>
       </w:r>
     </w:p>
     <w:p>
